--- a/(e)CRF/Per visite/V1 - Baseline/Metingen en klinische registratie/07_Demografische gegevens en medische voorgeschiedenis.docx
+++ b/(e)CRF/Per visite/V1 - Baseline/Metingen en klinische registratie/07_Demografische gegevens en medische voorgeschiedenis.docx
@@ -2555,7 +2555,7 @@
               <w:br/>
               <w:t>Grootste afmeting bij diagnose (cm², indien gekend): ______</w:t>
               <w:br/>
-              <w:t>Diepte: Oppervlakkig (huid) / Tot pees of kapsel / Tot bot of gewricht / Onbekend</w:t>
+              <w:t>Diepte: Oppervlakkig, niet dieper dan de dermis / Diep, voorbij de dermis, met subcutane structuren, fascie, spier of pees / Alle diepere lagen, inclusief bot en gewricht / Onbekend</w:t>
               <w:br/>
               <w:t>Osteomyelitis vastgesteld: Ja/Nee/Onbekend</w:t>
               <w:br/>
